--- a/tillsyn/A 28384-2026 tillsynsbegäran.docx
+++ b/tillsyn/A 28384-2026 tillsynsbegäran.docx
@@ -1527,7 +1527,7 @@
     <w:r>
       <w:tab/>
       <w:tab/>
-      <w:t>2026-06-24</w:t>
+      <w:t>2026-06-25</w:t>
       <w:br/>
       <w:br/>
     </w:r>

--- a/tillsyn/A 28384-2026 tillsynsbegäran.docx
+++ b/tillsyn/A 28384-2026 tillsynsbegäran.docx
@@ -1527,7 +1527,7 @@
     <w:r>
       <w:tab/>
       <w:tab/>
-      <w:t>2026-06-25</w:t>
+      <w:t>2026-06-26</w:t>
       <w:br/>
       <w:br/>
     </w:r>

--- a/tillsyn/A 28384-2026 tillsynsbegäran.docx
+++ b/tillsyn/A 28384-2026 tillsynsbegäran.docx
@@ -65,7 +65,7 @@
     </w:p>
     <w:p>
       <w:r>
-        <w:t>I och inom 25 meter från avverkningsanmälan finns fynd av 12 naturvårdsarter, varav 10 är rödlistade, 4 är fridlysta, 10 är typiska (T) och 1 är signalart (S): garnlav (VU, T), knärot (VU, T, §8), doftskinn (NT, T), dvärgbägarlav (NT, T), kolflarnlav (NT, T), lavskrika (NT, T, §4), lunglav (NT, T), skrovellav (NT, T), talltita (NT, §4), ullticka (NT, T), vedticka (S, T) och lopplummer (aggregat) (§9). Se Figur 1.</w:t>
+        <w:t>I och inom 25 meter från avverkningsanmälan finns fynd av 18 naturvårdsarter, varav 10 är rödlistade, 6 är fridlysta, 16 är typiska (T) och 3 är signalarter (S): garnlav (VU, T), knärot (VU, T, §8), doftskinn (NT, T), dvärgbägarlav (NT, T), kolflarnlav (NT, T), lavskrika (NT, T, §4), lunglav (NT, T), skrovellav (NT, T), talltita (NT, §4), ullticka (NT, T), korallrot (S, T, §8), spindelblomster (S, T, §8), vedticka (S, T), brudborste (T), fjällskära (T), kärrfibbla (T), torta (T) och lopplummer (aggregat) (§9). Se Figur 1.</w:t>
       </w:r>
     </w:p>
     <w:p>
@@ -182,7 +182,7 @@
     </w:p>
     <w:p>
       <w:r>
-        <w:t>I det avverkningsanmälda området finns 8 fyndplatser för knärot registrerade på Artportalen. Figur 2 visar gränserna för buffertzoner på 50 m, som behöver lämnas kring fyndplatserna för att knärotslokalerna inte ska försvinna vid en avverkning. Av det avverkningsanmälda området överlappar 2.68 ha med buffertzonerna och får av detta skäl inte avverkas.</w:t>
+        <w:t>I det avverkningsanmälda området finns 9 fyndplatser för knärot registrerade på Artportalen. Figur 2 visar gränserna för buffertzoner på 50 m, som behöver lämnas kring fyndplatserna för att knärotslokalerna inte ska försvinna vid en avverkning. Av det avverkningsanmälda området överlappar 2.68 ha med buffertzonerna och får av detta skäl inte avverkas.</w:t>
       </w:r>
     </w:p>
     <w:p>
@@ -488,6 +488,55 @@
         <w:rPr>
           <w:b/>
         </w:rPr>
+        <w:t>Korallrot (§8)</w:t>
+      </w:r>
+      <w:r>
+        <w:t xml:space="preserve"> växer i sumpskogar och annan fuktig eller växelfuktig skogsmark, exempelvis i alkärr och kärrkanter, fuktiga bäckdalar, raviner, myrlaggar, sumpiga strandskogar samt i fuktiga lundar. Den visar på mer eller mindre stabila förhållanden och intakt hydrologi och är känslig för avverkning, körskador, skogsgödsling och dikning. Korallrot är typisk art för </w:t>
+      </w:r>
+      <w:r>
+        <w:rPr>
+          <w:i/>
+        </w:rPr>
+        <w:t>9080 Lövsumpskog</w:t>
+      </w:r>
+      <w:r>
+        <w:t xml:space="preserve"> och fridlyst enligt 8 § artskyddsförordningen (SLU Artdatabanken, 2024; Nitare &amp; Skogsstyrelsen, 2019).</w:t>
+      </w:r>
+    </w:p>
+    <w:p>
+      <w:r>
+        <w:rPr>
+          <w:b/>
+        </w:rPr>
+        <w:t>Spindelblomster (§8)</w:t>
+      </w:r>
+      <w:r>
+        <w:t xml:space="preserve"> växer i äldre mossrik granskog eller barrblandskog, men även i fjällbjörkskog. Arten indikerar långvarig trädkontinuitet och hög luftfuktighet och är mycket känslig för uttorkning och markskador. Spindelblomster har i många trakter minskat starkt under senare tid på grund av slutavverkningar och skogsmarksdikning. Spindelblomster är typisk art för </w:t>
+      </w:r>
+      <w:r>
+        <w:rPr>
+          <w:i/>
+        </w:rPr>
+        <w:t xml:space="preserve">9010 Taiga, 9050 Näringsrik granskog </w:t>
+      </w:r>
+      <w:r>
+        <w:t>och</w:t>
+      </w:r>
+      <w:r>
+        <w:rPr>
+          <w:i/>
+        </w:rPr>
+        <w:t xml:space="preserve"> 9040 Fjällbjörkskog</w:t>
+      </w:r>
+      <w:r>
+        <w:t xml:space="preserve"> (Nitare &amp; Skogsstyrelsen, 2019; SLU Artdatabanken, 2025).</w:t>
+      </w:r>
+    </w:p>
+    <w:p>
+      <w:r>
+        <w:rPr>
+          <w:b/>
+        </w:rPr>
         <w:t xml:space="preserve">Vedticka </w:t>
       </w:r>
       <w:r>
@@ -501,6 +550,131 @@
       </w:r>
       <w:r>
         <w:t>(Nitare &amp; Skogsstyrelsen, 2019; SLU Artdatabanken, 2025).</w:t>
+      </w:r>
+    </w:p>
+    <w:p>
+      <w:r>
+        <w:rPr>
+          <w:b/>
+        </w:rPr>
+        <w:t>Brudborste</w:t>
+      </w:r>
+      <w:r>
+        <w:t xml:space="preserve"> är typisk art för </w:t>
+      </w:r>
+      <w:r>
+        <w:rPr>
+          <w:i/>
+        </w:rPr>
+        <w:t xml:space="preserve">9050 Näringsrik granskog, 9040 Fjällbjörkskog, 6530 Lövängar, 6430 Högörtängar </w:t>
+      </w:r>
+      <w:r>
+        <w:t xml:space="preserve">och </w:t>
+      </w:r>
+      <w:r>
+        <w:rPr>
+          <w:i/>
+        </w:rPr>
+        <w:t>6510 Slåtterängar i låglandet</w:t>
+      </w:r>
+      <w:r>
+        <w:t xml:space="preserve"> (SLU Artdatabanken, 2025).</w:t>
+      </w:r>
+    </w:p>
+    <w:p>
+      <w:r>
+        <w:rPr>
+          <w:b/>
+        </w:rPr>
+        <w:t xml:space="preserve">Fjällskära </w:t>
+      </w:r>
+      <w:r>
+        <w:t xml:space="preserve">är typisk art för </w:t>
+      </w:r>
+      <w:r>
+        <w:rPr>
+          <w:i/>
+        </w:rPr>
+        <w:t xml:space="preserve">9040 Fjällbjörkskog, 6530 Lövängar, 6510 Slåtterängar i låglandet </w:t>
+      </w:r>
+      <w:r>
+        <w:t xml:space="preserve">och </w:t>
+      </w:r>
+      <w:r>
+        <w:rPr>
+          <w:i/>
+        </w:rPr>
+        <w:t>7310 Aapamyrar</w:t>
+      </w:r>
+      <w:r>
+        <w:t>. Fjällskära är värdväxt för bl.a. de rödlistade fjärilarna fjällskärefrövecklare (VU) och fjällskäreplattmal (VU)</w:t>
+      </w:r>
+      <w:r>
+        <w:rPr>
+          <w:i/>
+        </w:rPr>
+        <w:t xml:space="preserve"> </w:t>
+      </w:r>
+      <w:r>
+        <w:t>(SLU Artdatabanken, 2026).</w:t>
+      </w:r>
+    </w:p>
+    <w:p>
+      <w:r>
+        <w:rPr>
+          <w:b/>
+        </w:rPr>
+        <w:t>Kärrfibbla</w:t>
+      </w:r>
+      <w:r>
+        <w:t xml:space="preserve"> är typisk art för </w:t>
+      </w:r>
+      <w:r>
+        <w:rPr>
+          <w:i/>
+        </w:rPr>
+        <w:t xml:space="preserve">9050 Näringsrik granskog, 9080 Lövsumpskog </w:t>
+      </w:r>
+      <w:r>
+        <w:t>och</w:t>
+      </w:r>
+      <w:r>
+        <w:rPr>
+          <w:i/>
+        </w:rPr>
+        <w:t xml:space="preserve"> 9040 Fjällbjörkskog </w:t>
+      </w:r>
+      <w:r>
+        <w:t>(SLU Artdatabanken, 2025).</w:t>
+      </w:r>
+    </w:p>
+    <w:p>
+      <w:r>
+        <w:rPr>
+          <w:b/>
+        </w:rPr>
+        <w:t xml:space="preserve">Torta </w:t>
+      </w:r>
+      <w:r>
+        <w:t xml:space="preserve">är typisk art för </w:t>
+      </w:r>
+      <w:r>
+        <w:rPr>
+          <w:i/>
+        </w:rPr>
+        <w:t xml:space="preserve">9050 Näringsrik granskog </w:t>
+      </w:r>
+      <w:r>
+        <w:t xml:space="preserve">och </w:t>
+      </w:r>
+      <w:r>
+        <w:rPr>
+          <w:i/>
+        </w:rPr>
+        <w:t xml:space="preserve">9040 Fjällbjörkskog </w:t>
+      </w:r>
+      <w:r>
+        <w:t>(SLU Artdatabanken, 2025).</w:t>
       </w:r>
     </w:p>
     <w:p>
@@ -540,7 +714,7 @@
     </w:p>
     <w:p>
       <w:r>
-        <w:t>Följande typiska arter har sina livsmiljöer och växtplatser i den avverkningsanmälda skogen: garnlav (VU, T), knärot (VU, T, §8), doftskinn (NT, T), dvärgbägarlav (NT, T), kolflarnlav (NT, T), lavskrika (NT, T, §4), lunglav (NT, T), skrovellav (NT, T), ullticka (NT, T) och vedticka (S, T).</w:t>
+        <w:t>Följande typiska arter har sina livsmiljöer och växtplatser i den avverkningsanmälda skogen: garnlav (VU, T), knärot (VU, T, §8), doftskinn (NT, T), dvärgbägarlav (NT, T), kolflarnlav (NT, T), lavskrika (NT, T, §4), lunglav (NT, T), skrovellav (NT, T), ullticka (NT, T), korallrot (S, T, §8), spindelblomster (S, T, §8), vedticka (S, T), brudborste (T), fjällskära (T), kärrfibbla (T) och torta (T).</w:t>
       </w:r>
     </w:p>
     <w:p>
@@ -1527,7 +1701,7 @@
     <w:r>
       <w:tab/>
       <w:tab/>
-      <w:t>2026-06-26</w:t>
+      <w:t>2026-06-27</w:t>
       <w:br/>
       <w:br/>
     </w:r>

--- a/tillsyn/A 28384-2026 tillsynsbegäran.docx
+++ b/tillsyn/A 28384-2026 tillsynsbegäran.docx
@@ -1701,7 +1701,7 @@
     <w:r>
       <w:tab/>
       <w:tab/>
-      <w:t>2026-06-27</w:t>
+      <w:t>2026-06-28</w:t>
       <w:br/>
       <w:br/>
     </w:r>

--- a/tillsyn/A 28384-2026 tillsynsbegäran.docx
+++ b/tillsyn/A 28384-2026 tillsynsbegäran.docx
@@ -1701,7 +1701,7 @@
     <w:r>
       <w:tab/>
       <w:tab/>
-      <w:t>2026-06-28</w:t>
+      <w:t>2026-06-29</w:t>
       <w:br/>
       <w:br/>
     </w:r>

--- a/tillsyn/A 28384-2026 tillsynsbegäran.docx
+++ b/tillsyn/A 28384-2026 tillsynsbegäran.docx
@@ -1701,7 +1701,7 @@
     <w:r>
       <w:tab/>
       <w:tab/>
-      <w:t>2026-06-29</w:t>
+      <w:t>2026-06-30</w:t>
       <w:br/>
       <w:br/>
     </w:r>

--- a/tillsyn/A 28384-2026 tillsynsbegäran.docx
+++ b/tillsyn/A 28384-2026 tillsynsbegäran.docx
@@ -1701,7 +1701,7 @@
     <w:r>
       <w:tab/>
       <w:tab/>
-      <w:t>2026-06-30</w:t>
+      <w:t>2026-07-01</w:t>
       <w:br/>
       <w:br/>
     </w:r>

--- a/tillsyn/A 28384-2026 tillsynsbegäran.docx
+++ b/tillsyn/A 28384-2026 tillsynsbegäran.docx
@@ -1701,7 +1701,7 @@
     <w:r>
       <w:tab/>
       <w:tab/>
-      <w:t>2026-07-01</w:t>
+      <w:t>2026-07-02</w:t>
       <w:br/>
       <w:br/>
     </w:r>

--- a/tillsyn/A 28384-2026 tillsynsbegäran.docx
+++ b/tillsyn/A 28384-2026 tillsynsbegäran.docx
@@ -1721,7 +1721,7 @@
     <w:r>
       <w:tab/>
       <w:tab/>
-      <w:t>2026-07-13</w:t>
+      <w:t>2026-07-14</w:t>
       <w:br/>
       <w:br/>
     </w:r>

--- a/tillsyn/A 28384-2026 tillsynsbegäran.docx
+++ b/tillsyn/A 28384-2026 tillsynsbegäran.docx
@@ -1721,7 +1721,7 @@
     <w:r>
       <w:tab/>
       <w:tab/>
-      <w:t>2026-07-14</w:t>
+      <w:t>2026-07-15</w:t>
       <w:br/>
       <w:br/>
     </w:r>

--- a/tillsyn/A 28384-2026 tillsynsbegäran.docx
+++ b/tillsyn/A 28384-2026 tillsynsbegäran.docx
@@ -1721,7 +1721,7 @@
     <w:r>
       <w:tab/>
       <w:tab/>
-      <w:t>2026-07-15</w:t>
+      <w:t>2026-07-16</w:t>
       <w:br/>
       <w:br/>
     </w:r>

--- a/tillsyn/A 28384-2026 tillsynsbegäran.docx
+++ b/tillsyn/A 28384-2026 tillsynsbegäran.docx
@@ -1721,7 +1721,7 @@
     <w:r>
       <w:tab/>
       <w:tab/>
-      <w:t>2026-07-16</w:t>
+      <w:t>2026-07-17</w:t>
       <w:br/>
       <w:br/>
     </w:r>

--- a/tillsyn/A 28384-2026 tillsynsbegäran.docx
+++ b/tillsyn/A 28384-2026 tillsynsbegäran.docx
@@ -1721,7 +1721,7 @@
     <w:r>
       <w:tab/>
       <w:tab/>
-      <w:t>2026-07-17</w:t>
+      <w:t>2026-07-18</w:t>
       <w:br/>
       <w:br/>
     </w:r>

--- a/tillsyn/A 28384-2026 tillsynsbegäran.docx
+++ b/tillsyn/A 28384-2026 tillsynsbegäran.docx
@@ -1721,7 +1721,7 @@
     <w:r>
       <w:tab/>
       <w:tab/>
-      <w:t>2026-07-18</w:t>
+      <w:t>2026-07-19</w:t>
       <w:br/>
       <w:br/>
     </w:r>

--- a/tillsyn/A 28384-2026 tillsynsbegäran.docx
+++ b/tillsyn/A 28384-2026 tillsynsbegäran.docx
@@ -22,7 +22,7 @@
       <w:r>
         <w:drawing>
           <wp:inline xmlns:a="http://schemas.openxmlformats.org/drawingml/2006/main" xmlns:pic="http://schemas.openxmlformats.org/drawingml/2006/picture">
-            <wp:extent cx="5404555" cy="5724000"/>
+            <wp:extent cx="5297977" cy="5724000"/>
             <wp:docPr id="1" name="Picture 1"/>
             <wp:cNvGraphicFramePr>
               <a:graphicFrameLocks noChangeAspect="1"/>
@@ -43,7 +43,7 @@
                   <pic:spPr>
                     <a:xfrm>
                       <a:off x="0" y="0"/>
-                      <a:ext cx="5404555" cy="5724000"/>
+                      <a:ext cx="5297977" cy="5724000"/>
                     </a:xfrm>
                     <a:prstGeom prst="rect"/>
                   </pic:spPr>
@@ -65,7 +65,7 @@
     </w:p>
     <w:p>
       <w:r>
-        <w:t>I och inom 25 meter från avverkningsanmälan finns fynd av 19 naturvårdsarter, varav 11 är rödlistade, 6 är fridlysta, 16 är typiska (T) och 3 är signalarter (S): garnlav (VU, T), knärot (VU, T, §8), doftskinn (NT, T), dvärgbägarlav (NT, T), kolflarnlav (NT, T), lavskrika (NT, T, §4), lunglav (NT, T), skrovellav (NT, T), talltita (NT, §4), ullticka (NT, T), vedflamlav (NT), korallrot (S, T, §8), spindelblomster (S, T, §8), vedticka (S, T), brudborste (T), fjällskära (T), kärrfibbla (T), torta (T) och lopplummer (aggregat) (§9). Se Figur 1.</w:t>
+        <w:t>I och inom 25 meter från avverkningsanmälan finns fynd av 20 naturvårdsarter, varav 11 är rödlistade, 7 är fridlysta, 17 är typiska (T) och 3 är signalarter (S): garnlav (VU, T), knärot (VU, T, §8), doftskinn (NT, T), dvärgbägarlav (NT, T), kolflarnlav (NT, T), lavskrika (NT, T, §4), lunglav (NT, T), skrovellav (NT, T), talltita (NT, §4), ullticka (NT, T), vedflamlav (NT), korallrot (S, T, §8), spindelblomster (S, T, §8), vedticka (S, T), brudborste (T), fjällskära (T), kärrfibbla (T), tjäder (T, §4), torta (T) och lopplummer (aggregat) (§9). Se Figur 1.</w:t>
       </w:r>
     </w:p>
     <w:p>
@@ -673,6 +673,35 @@
         <w:rPr>
           <w:b/>
         </w:rPr>
+        <w:t>Tjäder (§4)</w:t>
+      </w:r>
+      <w:r>
+        <w:t xml:space="preserve"> omfattas av bilaga 1 och 2 EU:s fågeldirektiv och är typisk art för </w:t>
+      </w:r>
+      <w:r>
+        <w:rPr>
+          <w:i/>
+        </w:rPr>
+        <w:t xml:space="preserve">9010 Taiga </w:t>
+      </w:r>
+      <w:r>
+        <w:t xml:space="preserve">och </w:t>
+      </w:r>
+      <w:r>
+        <w:rPr>
+          <w:i/>
+        </w:rPr>
+        <w:t>9740 Skogsbevuxen myr</w:t>
+      </w:r>
+      <w:r>
+        <w:t>. Tjädern är en utpräglad skogsfågel knuten till större sammanhängande barrskogsområden. Tupparna och hönorna utnyttjar till viss del olika miljöer, och habitatvalet varierar dessutom mellan olika delar av året. För att det ska finnas livskraftiga tjäderbestånd krävs funktionella skogslandskap med en blandning av uppvuxen, gles och luckig skog, täta sumpskogar, myrar och andra små våtmarker. Arten försvinner när skogen fragmenteras och den sammanlagda arealen hyggen och andra öppna områden blir för stor. Ett småskaligt och försiktigt virkesuttag genom hyggesfria metoder kan i vissa fall vara möjligt i området inom 200 m från lekcentrum. Längre ut från lekcentrum, inom 200–500 m bör den avverkade ytan inte överskrida 1 hektar för att undvika alltför stora och snabba förändringar (Skogsstyrelsen, 2019; SLU Artdatabanken, 2024).</w:t>
+      </w:r>
+    </w:p>
+    <w:p>
+      <w:r>
+        <w:rPr>
+          <w:b/>
+        </w:rPr>
         <w:t xml:space="preserve">Torta </w:t>
       </w:r>
       <w:r>
@@ -734,7 +763,7 @@
     </w:p>
     <w:p>
       <w:r>
-        <w:t>Följande typiska arter har sina livsmiljöer och växtplatser i den avverkningsanmälda skogen: garnlav (VU, T), knärot (VU, T, §8), doftskinn (NT, T), dvärgbägarlav (NT, T), kolflarnlav (NT, T), lavskrika (NT, T, §4), lunglav (NT, T), skrovellav (NT, T), ullticka (NT, T), korallrot (S, T, §8), spindelblomster (S, T, §8), vedticka (S, T), brudborste (T), fjällskära (T), kärrfibbla (T) och torta (T).</w:t>
+        <w:t>Följande typiska arter har sina livsmiljöer och växtplatser i den avverkningsanmälda skogen: garnlav (VU, T), knärot (VU, T, §8), doftskinn (NT, T), dvärgbägarlav (NT, T), kolflarnlav (NT, T), lavskrika (NT, T, §4), lunglav (NT, T), skrovellav (NT, T), ullticka (NT, T), korallrot (S, T, §8), spindelblomster (S, T, §8), vedticka (S, T), brudborste (T), fjällskära (T), kärrfibbla (T), tjäder (T, §4) och torta (T).</w:t>
       </w:r>
     </w:p>
     <w:p>
@@ -1334,6 +1363,75 @@
     <w:p>
       <w:r>
         <w:t xml:space="preserve">SLU Artdatabanken, 2021. </w:t>
+      </w:r>
+      <w:r>
+        <w:rPr>
+          <w:i/>
+        </w:rPr>
+        <w:t xml:space="preserve">Artfaktablad. Naturvård – artfakta. </w:t>
+      </w:r>
+      <w:r>
+        <w:t>SLU Artdatabanken, Uppsala</w:t>
+      </w:r>
+    </w:p>
+    <w:p>
+      <w:pPr>
+        <w:pStyle w:val="Heading1"/>
+      </w:pPr>
+      <w:r>
+        <w:t>Tjäder – ekologi samt krav på livsmiljön</w:t>
+      </w:r>
+    </w:p>
+    <w:p>
+      <w:r>
+        <w:t xml:space="preserve">Tjäder (§4) omfattas av bilaga 1 och 2 EU:s fågeldirektiv och är typisk art för </w:t>
+      </w:r>
+      <w:r>
+        <w:rPr>
+          <w:i/>
+        </w:rPr>
+        <w:t xml:space="preserve">9010 Taiga </w:t>
+      </w:r>
+      <w:r>
+        <w:t xml:space="preserve">och </w:t>
+      </w:r>
+      <w:r>
+        <w:rPr>
+          <w:i/>
+        </w:rPr>
+        <w:t>9740 Skogsbevuxen myr</w:t>
+      </w:r>
+      <w:r>
+        <w:t>. Tjädern är en utpräglad skogsfågel knuten till större sammanhängande barrskogsområden. Tupparna och hönorna utnyttjar till viss del olika miljöer, och habitatvalet varierar dessutom mellan olika delar av året. För att det ska finnas livskraftiga tjäderbestånd krävs funktionella skogslandskap med en blandning av uppvuxen, gles och luckig skog, täta sumpskogar, myrar och andra små våtmarker (Skogsstyrelsen, 2019; SLU Artdatabanken 2024).</w:t>
+      </w:r>
+    </w:p>
+    <w:p>
+      <w:r>
+        <w:t>Arten försvinner när skogen fragmenteras och den sammanlagda arealen hyggen och andra öppna områden blir för stor. Ett småskaligt och försiktigt virkesuttag genom hyggesfria metoder kan i vissa fall vara möjligt i området inom 200 m från lekcentrum. Längre ut från lekcentrum, inom 200–500 m bör den avverkade ytan inte överskrida 1 hektar för att undvika alltför stora och snabba förändringar (Skogsstyrelsen, 2019).</w:t>
+      </w:r>
+    </w:p>
+    <w:p>
+      <w:pPr>
+        <w:pStyle w:val="Heading2"/>
+      </w:pPr>
+      <w:r>
+        <w:t>Referenser – tjäder</w:t>
+      </w:r>
+    </w:p>
+    <w:p>
+      <w:r>
+        <w:t xml:space="preserve">Skogsstyrelsen, 2019. </w:t>
+      </w:r>
+      <w:r>
+        <w:rPr>
+          <w:i/>
+        </w:rPr>
+        <w:t>Vägledning för hänsyn till fåglar – tjäder.</w:t>
+      </w:r>
+    </w:p>
+    <w:p>
+      <w:r>
+        <w:t xml:space="preserve">SLU Artdatabanken, 2024. </w:t>
       </w:r>
       <w:r>
         <w:rPr>
@@ -1721,7 +1819,7 @@
     <w:r>
       <w:tab/>
       <w:tab/>
-      <w:t>2026-07-19</w:t>
+      <w:t>2026-07-20</w:t>
       <w:br/>
       <w:br/>
     </w:r>

--- a/tillsyn/A 28384-2026 tillsynsbegäran.docx
+++ b/tillsyn/A 28384-2026 tillsynsbegäran.docx
@@ -1819,7 +1819,7 @@
     <w:r>
       <w:tab/>
       <w:tab/>
-      <w:t>2026-07-20</w:t>
+      <w:t>2026-07-21</w:t>
       <w:br/>
       <w:br/>
     </w:r>

--- a/tillsyn/A 28384-2026 tillsynsbegäran.docx
+++ b/tillsyn/A 28384-2026 tillsynsbegäran.docx
@@ -1819,7 +1819,7 @@
     <w:r>
       <w:tab/>
       <w:tab/>
-      <w:t>2026-07-21</w:t>
+      <w:t>2026-07-22</w:t>
       <w:br/>
       <w:br/>
     </w:r>

--- a/tillsyn/A 28384-2026 tillsynsbegäran.docx
+++ b/tillsyn/A 28384-2026 tillsynsbegäran.docx
@@ -1819,7 +1819,7 @@
     <w:r>
       <w:tab/>
       <w:tab/>
-      <w:t>2026-07-22</w:t>
+      <w:t>2026-07-23</w:t>
       <w:br/>
       <w:br/>
     </w:r>

--- a/tillsyn/A 28384-2026 tillsynsbegäran.docx
+++ b/tillsyn/A 28384-2026 tillsynsbegäran.docx
@@ -1819,7 +1819,7 @@
     <w:r>
       <w:tab/>
       <w:tab/>
-      <w:t>2026-07-23</w:t>
+      <w:t>2026-07-24</w:t>
       <w:br/>
       <w:br/>
     </w:r>

--- a/tillsyn/A 28384-2026 tillsynsbegäran.docx
+++ b/tillsyn/A 28384-2026 tillsynsbegäran.docx
@@ -1819,7 +1819,7 @@
     <w:r>
       <w:tab/>
       <w:tab/>
-      <w:t>2026-07-24</w:t>
+      <w:t>2026-07-25</w:t>
       <w:br/>
       <w:br/>
     </w:r>

--- a/tillsyn/A 28384-2026 tillsynsbegäran.docx
+++ b/tillsyn/A 28384-2026 tillsynsbegäran.docx
@@ -1819,7 +1819,7 @@
     <w:r>
       <w:tab/>
       <w:tab/>
-      <w:t>2026-07-25</w:t>
+      <w:t>2026-07-26</w:t>
       <w:br/>
       <w:br/>
     </w:r>

--- a/tillsyn/A 28384-2026 tillsynsbegäran.docx
+++ b/tillsyn/A 28384-2026 tillsynsbegäran.docx
@@ -1819,7 +1819,7 @@
     <w:r>
       <w:tab/>
       <w:tab/>
-      <w:t>2026-07-26</w:t>
+      <w:t>2026-07-27</w:t>
       <w:br/>
       <w:br/>
     </w:r>

--- a/tillsyn/A 28384-2026 tillsynsbegäran.docx
+++ b/tillsyn/A 28384-2026 tillsynsbegäran.docx
@@ -1819,7 +1819,7 @@
     <w:r>
       <w:tab/>
       <w:tab/>
-      <w:t>2026-07-27</w:t>
+      <w:t>2026-07-28</w:t>
       <w:br/>
       <w:br/>
     </w:r>

--- a/tillsyn/A 28384-2026 tillsynsbegäran.docx
+++ b/tillsyn/A 28384-2026 tillsynsbegäran.docx
@@ -182,7 +182,7 @@
     </w:p>
     <w:p>
       <w:r>
-        <w:t>I det avverkningsanmälda området finns 10 fyndplatser för knärot registrerade på Artportalen. Figur 2 visar gränserna för buffertzoner på 50 m, som behöver lämnas kring fyndplatserna för att knärotslokalerna inte ska försvinna vid en avverkning. Av det avverkningsanmälda området överlappar 2.68 ha med buffertzonerna och får av detta skäl inte avverkas.</w:t>
+        <w:t>I det avverkningsanmälda området finns 27 fyndplatser för knärot registrerade på Artportalen. Figur 2 visar gränserna för buffertzoner på 50 m, som behöver lämnas kring fyndplatserna för att knärotslokalerna inte ska försvinna vid en avverkning. Av det avverkningsanmälda området överlappar 3.15 ha med buffertzonerna och får av detta skäl inte avverkas.</w:t>
       </w:r>
     </w:p>
     <w:p>
@@ -1819,7 +1819,7 @@
     <w:r>
       <w:tab/>
       <w:tab/>
-      <w:t>2026-07-28</w:t>
+      <w:t>2026-07-29</w:t>
       <w:br/>
       <w:br/>
     </w:r>

--- a/tillsyn/A 28384-2026 tillsynsbegäran.docx
+++ b/tillsyn/A 28384-2026 tillsynsbegäran.docx
@@ -1819,7 +1819,7 @@
     <w:r>
       <w:tab/>
       <w:tab/>
-      <w:t>2026-07-29</w:t>
+      <w:t>2026-07-30</w:t>
       <w:br/>
       <w:br/>
     </w:r>

--- a/tillsyn/A 28384-2026 tillsynsbegäran.docx
+++ b/tillsyn/A 28384-2026 tillsynsbegäran.docx
@@ -1819,7 +1819,7 @@
     <w:r>
       <w:tab/>
       <w:tab/>
-      <w:t>2026-07-30</w:t>
+      <w:t>2026-07-31</w:t>
       <w:br/>
       <w:br/>
     </w:r>

--- a/tillsyn/A 28384-2026 tillsynsbegäran.docx
+++ b/tillsyn/A 28384-2026 tillsynsbegäran.docx
@@ -1819,7 +1819,7 @@
     <w:r>
       <w:tab/>
       <w:tab/>
-      <w:t>2026-07-31</w:t>
+      <w:t>2026-08-01</w:t>
       <w:br/>
       <w:br/>
     </w:r>

--- a/tillsyn/A 28384-2026 tillsynsbegäran.docx
+++ b/tillsyn/A 28384-2026 tillsynsbegäran.docx
@@ -1819,7 +1819,7 @@
     <w:r>
       <w:tab/>
       <w:tab/>
-      <w:t>2026-08-01</w:t>
+      <w:t>2026-08-02</w:t>
       <w:br/>
       <w:br/>
     </w:r>

--- a/tillsyn/A 28384-2026 tillsynsbegäran.docx
+++ b/tillsyn/A 28384-2026 tillsynsbegäran.docx
@@ -1819,7 +1819,7 @@
     <w:r>
       <w:tab/>
       <w:tab/>
-      <w:t>2026-08-02</w:t>
+      <w:t>2026-08-03</w:t>
       <w:br/>
       <w:br/>
     </w:r>

--- a/tillsyn/A 28384-2026 tillsynsbegäran.docx
+++ b/tillsyn/A 28384-2026 tillsynsbegäran.docx
@@ -1819,7 +1819,7 @@
     <w:r>
       <w:tab/>
       <w:tab/>
-      <w:t>2026-08-03</w:t>
+      <w:t>2026-08-05</w:t>
       <w:br/>
       <w:br/>
     </w:r>

--- a/tillsyn/A 28384-2026 tillsynsbegäran.docx
+++ b/tillsyn/A 28384-2026 tillsynsbegäran.docx
@@ -22,7 +22,7 @@
       <w:r>
         <w:drawing>
           <wp:inline xmlns:a="http://schemas.openxmlformats.org/drawingml/2006/main" xmlns:pic="http://schemas.openxmlformats.org/drawingml/2006/picture">
-            <wp:extent cx="5297977" cy="5724000"/>
+            <wp:extent cx="5185816" cy="5724000"/>
             <wp:docPr id="1" name="Picture 1"/>
             <wp:cNvGraphicFramePr>
               <a:graphicFrameLocks noChangeAspect="1"/>
@@ -43,7 +43,7 @@
                   <pic:spPr>
                     <a:xfrm>
                       <a:off x="0" y="0"/>
-                      <a:ext cx="5297977" cy="5724000"/>
+                      <a:ext cx="5185816" cy="5724000"/>
                     </a:xfrm>
                     <a:prstGeom prst="rect"/>
                   </pic:spPr>
@@ -65,7 +65,7 @@
     </w:p>
     <w:p>
       <w:r>
-        <w:t>I och inom 25 meter från avverkningsanmälan finns fynd av 20 naturvårdsarter, varav 11 är rödlistade, 7 är fridlysta, 17 är typiska (T) och 3 är signalarter (S): garnlav (VU, T), knärot (VU, T, §8), doftskinn (NT, T), dvärgbägarlav (NT, T), kolflarnlav (NT, T), lavskrika (NT, T, §4), lunglav (NT, T), skrovellav (NT, T), talltita (NT, §4), ullticka (NT, T), vedflamlav (NT), korallrot (S, T, §8), spindelblomster (S, T, §8), vedticka (S, T), brudborste (T), fjällskära (T), kärrfibbla (T), tjäder (T, §4), torta (T) och lopplummer (aggregat) (§9). Se Figur 1.</w:t>
+        <w:t>I och inom 25 meter från avverkningsanmälan finns fynd av 24 naturvårdsarter, varav 13 är rödlistade, 9 är fridlysta, 18 är typiska (T) och 3 är signalarter (S): garnlav (VU, T), knärot (VU, T, §8), doftskinn (NT, T), dvärgbägarlav (NT, T), kolflarnlav (NT, T), lavskrika (NT, T, §4), lunglav (NT, T), nordtagging (NT), skrovellav (NT, T), talltita (NT, §4), ullticka (NT, T), vedflamlav (NT), violettgrå tagellav (NT, T), korallrot (S, T, §8), spindelblomster (S, T, §8), vedticka (S, T), brudborste (T), fjällskära (T), kärrfibbla (T), tjäder (T, §4), torta (T), fläcknycklar (§8), nattviol (§8) och lopplummer (aggregat) (§9). Se Figur 1.</w:t>
       </w:r>
     </w:p>
     <w:p>
@@ -182,7 +182,7 @@
     </w:p>
     <w:p>
       <w:r>
-        <w:t>I det avverkningsanmälda området finns 27 fyndplatser för knärot registrerade på Artportalen. Figur 2 visar gränserna för buffertzoner på 50 m, som behöver lämnas kring fyndplatserna för att knärotslokalerna inte ska försvinna vid en avverkning. Av det avverkningsanmälda området överlappar 3.15 ha med buffertzonerna och får av detta skäl inte avverkas.</w:t>
+        <w:t>I det avverkningsanmälda området finns 52 fyndplatser för knärot registrerade på Artportalen. Figur 2 visar gränserna för buffertzoner på 50 m, som behöver lämnas kring fyndplatserna för att knärotslokalerna inte ska försvinna vid en avverkning. Av det avverkningsanmälda området överlappar 4.71 ha med buffertzonerna och får av detta skäl inte avverkas.</w:t>
       </w:r>
     </w:p>
     <w:p>
@@ -374,6 +374,17 @@
         <w:rPr>
           <w:b/>
         </w:rPr>
+        <w:t>Nordtagging (NT)</w:t>
+      </w:r>
+      <w:r>
+        <w:t xml:space="preserve"> växer främst på tallågor av grövre dimensioner och påträffas huvudsakligen i äldre skog som inte kalavverkats. Nordtaggingen missgynnas av att områden med äldre tallskog har minskat starkt. Bekämpning av skogsbränder, samtidigt som skogsbruket omvandlar naturligt glesa tallbestånd till likartade och betydligt tätare bestånd, har missgynnat arten. Bristen på gamla tallågor utgör på sikt ett allvarligt hot och återskapandet av lämpliga biotoper tar mycket lång tid. Områden med olikåldriga bestånd av tall och med stort inslag av äldre träd bör undantas från skoglig produktion (SLU Artdatabanken, 2024).</w:t>
+      </w:r>
+    </w:p>
+    <w:p>
+      <w:r>
+        <w:rPr>
+          <w:b/>
+        </w:rPr>
         <w:t>Skrovellav (NT)</w:t>
       </w:r>
       <w:r>
@@ -501,6 +512,26 @@
       </w:r>
       <w:r>
         <w:t xml:space="preserve"> (VU) påträffas (SLU Artdatabanken, 2026).</w:t>
+      </w:r>
+    </w:p>
+    <w:p>
+      <w:r>
+        <w:rPr>
+          <w:b/>
+        </w:rPr>
+        <w:t>Violettgrå tagellav (NT)</w:t>
+      </w:r>
+      <w:r>
+        <w:t xml:space="preserve"> växer nästan uteslutande i gamla olikåldriga barrnaturskogar med lång skoglig kontinuitet och är en utmärkt signal på skog med höga naturvärden. Slutavverkning av tidigare aldrig slutavverkad skog (kontinuitetsskog) är det största hotet. Biotopen nyskapas i begränsad omfattning och barrskog äldre än 160 år, där den violettgrå tagellaven huvudsakligen påträffas har minskat med 50% de senaste 50 åren. Lågproduktiv skogsmark där laven förekommer bör undantas från skogsbruk och rika förekomster i äldre granskog bör skyddas. Arten är känslig för uttorkning och det är väsentligt att tillräckligt stora bestånd avsätts. Violettgrå tagellav är typisk art för </w:t>
+      </w:r>
+      <w:r>
+        <w:rPr>
+          <w:i/>
+        </w:rPr>
+        <w:t>9010 Taiga</w:t>
+      </w:r>
+      <w:r>
+        <w:t xml:space="preserve"> (SLU Artdatabanken, 2024; Nitare &amp; Skogsstyrelsen, 2019).</w:t>
       </w:r>
     </w:p>
     <w:p>
@@ -763,7 +794,7 @@
     </w:p>
     <w:p>
       <w:r>
-        <w:t>Följande typiska arter har sina livsmiljöer och växtplatser i den avverkningsanmälda skogen: garnlav (VU, T), knärot (VU, T, §8), doftskinn (NT, T), dvärgbägarlav (NT, T), kolflarnlav (NT, T), lavskrika (NT, T, §4), lunglav (NT, T), skrovellav (NT, T), ullticka (NT, T), korallrot (S, T, §8), spindelblomster (S, T, §8), vedticka (S, T), brudborste (T), fjällskära (T), kärrfibbla (T), tjäder (T, §4) och torta (T).</w:t>
+        <w:t>Följande typiska arter har sina livsmiljöer och växtplatser i den avverkningsanmälda skogen: garnlav (VU, T), knärot (VU, T, §8), doftskinn (NT, T), dvärgbägarlav (NT, T), kolflarnlav (NT, T), lavskrika (NT, T, §4), lunglav (NT, T), skrovellav (NT, T), ullticka (NT, T), violettgrå tagellav (NT, T), korallrot (S, T, §8), spindelblomster (S, T, §8), vedticka (S, T), brudborste (T), fjällskära (T), kärrfibbla (T), tjäder (T, §4) och torta (T).</w:t>
       </w:r>
     </w:p>
     <w:p>
@@ -1819,7 +1850,7 @@
     <w:r>
       <w:tab/>
       <w:tab/>
-      <w:t>2026-08-05</w:t>
+      <w:t>2026-08-07</w:t>
       <w:br/>
       <w:br/>
     </w:r>

--- a/tillsyn/A 28384-2026 tillsynsbegäran.docx
+++ b/tillsyn/A 28384-2026 tillsynsbegäran.docx
@@ -1850,7 +1850,7 @@
     <w:r>
       <w:tab/>
       <w:tab/>
-      <w:t>2026-08-07</w:t>
+      <w:t>2026-08-08</w:t>
       <w:br/>
       <w:br/>
     </w:r>

--- a/tillsyn/A 28384-2026 tillsynsbegäran.docx
+++ b/tillsyn/A 28384-2026 tillsynsbegäran.docx
@@ -22,7 +22,7 @@
       <w:r>
         <w:drawing>
           <wp:inline xmlns:a="http://schemas.openxmlformats.org/drawingml/2006/main" xmlns:pic="http://schemas.openxmlformats.org/drawingml/2006/picture">
-            <wp:extent cx="5404555" cy="5724000"/>
+            <wp:extent cx="5185816" cy="5724000"/>
             <wp:docPr id="1" name="Picture 1"/>
             <wp:cNvGraphicFramePr>
               <a:graphicFrameLocks noChangeAspect="1"/>
@@ -43,7 +43,7 @@
                   <pic:spPr>
                     <a:xfrm>
                       <a:off x="0" y="0"/>
-                      <a:ext cx="5404555" cy="5724000"/>
+                      <a:ext cx="5185816" cy="5724000"/>
                     </a:xfrm>
                     <a:prstGeom prst="rect"/>
                   </pic:spPr>
@@ -60,12 +60,12 @@
         <w:spacing w:after="240"/>
       </w:pPr>
       <w:r>
-        <w:t>Figur 1. Fyndplatser för naturvårdsarter i och inom 25 meter från avverkningsanmälan. Markörer utan svart kant är placerade på fyndplatsen. Markörer med svart kant är placerade vid sidan av fyndplatsen har ett svart streck som visar fyndplatsens exakta position. Kartans mittpunktskoordinat är N 6859329, E 469629 i SWEREF 99 TM.</w:t>
+        <w:t>Figur 1. Fyndplatser för naturvårdsarter i och inom 25 meter från avverkningsanmälan. Markörer utan svart kant är placerade på fyndplatsen. Markörer med svart kant är placerade vid sidan av fyndplatsen och har ett svart streck som visar fyndplatsens exakta position. Kartans mittpunktskoordinat är N 6859329, E 469629 i SWEREF 99 TM.</w:t>
       </w:r>
     </w:p>
     <w:p>
       <w:r>
-        <w:t>I och inom 25 meter från avverkningsanmälan finns fynd av 19 naturvårdsarter, varav 11 är rödlistade, 6 är fridlysta, 16 är typiska (T) och 3 är signalarter (S): garnlav (VU, T), knärot (VU, T, §8), doftskinn (NT, T), dvärgbägarlav (NT, T), kolflarnlav (NT, T), lavskrika (NT, T, §4), lunglav (NT, T), skrovellav (NT, T), talltita (NT, §4), ullticka (NT, T), vedflamlav (NT), korallrot (S, T, §8), spindelblomster (S, T, §8), vedticka (S, T), brudborste (T), fjällskära (T), kärrfibbla (T), torta (T) och lopplummer (aggregat) (§9). Se Figur 1.</w:t>
+        <w:t>I och inom 25 meter från avverkningsanmälan finns fynd av 24 naturvårdsarter, varav 13 är rödlistade, 9 är fridlysta, 18 är typiska (T) och 3 är signalarter (S): garnlav (VU, T), knärot (VU, T, §8), doftskinn (NT, T), dvärgbägarlav (NT, T), kolflarnlav (NT, T), lavskrika (NT, T, §4), lunglav (NT, T), nordtagging (NT), skrovellav (NT, T), talltita (NT, §4), ullticka (NT, T), vedflamlav (NT), violettgrå tagellav (NT, T), korallrot (S, T, §8), spindelblomster (S, T, §8), vedticka (S, T), brudborste (T), fjällskära (T), kärrfibbla (T), tjäder (T, §4), torta (T), fläcknycklar (§8), nattviol (§8) och lopplummer (aggregat) (§9). Se Figur 1.</w:t>
       </w:r>
     </w:p>
     <w:p>
@@ -182,7 +182,7 @@
     </w:p>
     <w:p>
       <w:r>
-        <w:t>I det avverkningsanmälda området finns 10 fyndplatser för knärot registrerade på Artportalen. Figur 2 visar gränserna för buffertzoner på 50 m, som behöver lämnas kring fyndplatserna för att knärotslokalerna inte ska försvinna vid en avverkning. Av det avverkningsanmälda området överlappar 2.68 ha med buffertzonerna och får av detta skäl inte avverkas.</w:t>
+        <w:t>I det avverkningsanmälda området finns 52 fyndplatser för knärot registrerade på Artportalen. Figur 2 visar gränserna för buffertzoner på 50 m, som behöver lämnas kring fyndplatserna för att knärotslokalerna inte ska försvinna vid en avverkning. Av det avverkningsanmälda området överlappar 4.71 ha med buffertzonerna och får av detta skäl inte avverkas.</w:t>
       </w:r>
     </w:p>
     <w:p>
@@ -374,6 +374,17 @@
         <w:rPr>
           <w:b/>
         </w:rPr>
+        <w:t>Nordtagging (NT)</w:t>
+      </w:r>
+      <w:r>
+        <w:t xml:space="preserve"> växer främst på tallågor av grövre dimensioner och påträffas huvudsakligen i äldre skog som inte kalavverkats. Nordtaggingen missgynnas av att områden med äldre tallskog har minskat starkt. Bekämpning av skogsbränder, samtidigt som skogsbruket omvandlar naturligt glesa tallbestånd till likartade och betydligt tätare bestånd, har missgynnat arten. Bristen på gamla tallågor utgör på sikt ett allvarligt hot och återskapandet av lämpliga biotoper tar mycket lång tid. Områden med olikåldriga bestånd av tall och med stort inslag av äldre träd bör undantas från skoglig produktion (SLU Artdatabanken, 2024).</w:t>
+      </w:r>
+    </w:p>
+    <w:p>
+      <w:r>
+        <w:rPr>
+          <w:b/>
+        </w:rPr>
         <w:t>Skrovellav (NT)</w:t>
       </w:r>
       <w:r>
@@ -508,6 +519,26 @@
         <w:rPr>
           <w:b/>
         </w:rPr>
+        <w:t>Violettgrå tagellav (NT)</w:t>
+      </w:r>
+      <w:r>
+        <w:t xml:space="preserve"> växer nästan uteslutande i gamla olikåldriga barrnaturskogar med lång skoglig kontinuitet och är en utmärkt signal på skog med höga naturvärden. Slutavverkning av tidigare aldrig slutavverkad skog (kontinuitetsskog) är det största hotet. Biotopen nyskapas i begränsad omfattning och barrskog äldre än 160 år, där den violettgrå tagellaven huvudsakligen påträffas har minskat med 50% de senaste 50 åren. Lågproduktiv skogsmark där laven förekommer bör undantas från skogsbruk och rika förekomster i äldre granskog bör skyddas. Arten är känslig för uttorkning och det är väsentligt att tillräckligt stora bestånd avsätts. Violettgrå tagellav är typisk art för </w:t>
+      </w:r>
+      <w:r>
+        <w:rPr>
+          <w:i/>
+        </w:rPr>
+        <w:t>9010 Taiga</w:t>
+      </w:r>
+      <w:r>
+        <w:t xml:space="preserve"> (SLU Artdatabanken, 2024; Nitare &amp; Skogsstyrelsen, 2019).</w:t>
+      </w:r>
+    </w:p>
+    <w:p>
+      <w:r>
+        <w:rPr>
+          <w:b/>
+        </w:rPr>
         <w:t>Korallrot (§8)</w:t>
       </w:r>
       <w:r>
@@ -666,6 +697,35 @@
       </w:r>
       <w:r>
         <w:t>(SLU Artdatabanken, 2025).</w:t>
+      </w:r>
+    </w:p>
+    <w:p>
+      <w:r>
+        <w:rPr>
+          <w:b/>
+        </w:rPr>
+        <w:t>Tjäder (§4)</w:t>
+      </w:r>
+      <w:r>
+        <w:t xml:space="preserve"> omfattas av bilaga 1 och 2 EU:s fågeldirektiv och är typisk art för </w:t>
+      </w:r>
+      <w:r>
+        <w:rPr>
+          <w:i/>
+        </w:rPr>
+        <w:t xml:space="preserve">9010 Taiga </w:t>
+      </w:r>
+      <w:r>
+        <w:t xml:space="preserve">och </w:t>
+      </w:r>
+      <w:r>
+        <w:rPr>
+          <w:i/>
+        </w:rPr>
+        <w:t>9740 Skogsbevuxen myr</w:t>
+      </w:r>
+      <w:r>
+        <w:t>. Tjädern är en utpräglad skogsfågel knuten till större sammanhängande barrskogsområden. Tupparna och hönorna utnyttjar till viss del olika miljöer, och habitatvalet varierar dessutom mellan olika delar av året. För att det ska finnas livskraftiga tjäderbestånd krävs funktionella skogslandskap med en blandning av uppvuxen, gles och luckig skog, täta sumpskogar, myrar och andra små våtmarker. Arten försvinner när skogen fragmenteras och den sammanlagda arealen hyggen och andra öppna områden blir för stor. Ett småskaligt och försiktigt virkesuttag genom hyggesfria metoder kan i vissa fall vara möjligt i området inom 200 m från lekcentrum. Längre ut från lekcentrum, inom 200–500 m bör den avverkade ytan inte överskrida 1 hektar för att undvika alltför stora och snabba förändringar (Skogsstyrelsen, 2019; SLU Artdatabanken, 2024).</w:t>
       </w:r>
     </w:p>
     <w:p>
@@ -734,7 +794,7 @@
     </w:p>
     <w:p>
       <w:r>
-        <w:t>Följande typiska arter har sina livsmiljöer och växtplatser i den avverkningsanmälda skogen: garnlav (VU, T), knärot (VU, T, §8), doftskinn (NT, T), dvärgbägarlav (NT, T), kolflarnlav (NT, T), lavskrika (NT, T, §4), lunglav (NT, T), skrovellav (NT, T), ullticka (NT, T), korallrot (S, T, §8), spindelblomster (S, T, §8), vedticka (S, T), brudborste (T), fjällskära (T), kärrfibbla (T) och torta (T).</w:t>
+        <w:t>Följande typiska arter har sina livsmiljöer och växtplatser i den avverkningsanmälda skogen: garnlav (VU, T), knärot (VU, T, §8), doftskinn (NT, T), dvärgbägarlav (NT, T), kolflarnlav (NT, T), lavskrika (NT, T, §4), lunglav (NT, T), skrovellav (NT, T), ullticka (NT, T), violettgrå tagellav (NT, T), korallrot (S, T, §8), spindelblomster (S, T, §8), vedticka (S, T), brudborste (T), fjällskära (T), kärrfibbla (T), tjäder (T, §4) och torta (T).</w:t>
       </w:r>
     </w:p>
     <w:p>
@@ -1334,6 +1394,75 @@
     <w:p>
       <w:r>
         <w:t xml:space="preserve">SLU Artdatabanken, 2021. </w:t>
+      </w:r>
+      <w:r>
+        <w:rPr>
+          <w:i/>
+        </w:rPr>
+        <w:t xml:space="preserve">Artfaktablad. Naturvård – artfakta. </w:t>
+      </w:r>
+      <w:r>
+        <w:t>SLU Artdatabanken, Uppsala</w:t>
+      </w:r>
+    </w:p>
+    <w:p>
+      <w:pPr>
+        <w:pStyle w:val="Heading1"/>
+      </w:pPr>
+      <w:r>
+        <w:t>Tjäder – ekologi samt krav på livsmiljön</w:t>
+      </w:r>
+    </w:p>
+    <w:p>
+      <w:r>
+        <w:t xml:space="preserve">Tjäder (§4) omfattas av bilaga 1 och 2 EU:s fågeldirektiv och är typisk art för </w:t>
+      </w:r>
+      <w:r>
+        <w:rPr>
+          <w:i/>
+        </w:rPr>
+        <w:t xml:space="preserve">9010 Taiga </w:t>
+      </w:r>
+      <w:r>
+        <w:t xml:space="preserve">och </w:t>
+      </w:r>
+      <w:r>
+        <w:rPr>
+          <w:i/>
+        </w:rPr>
+        <w:t>9740 Skogsbevuxen myr</w:t>
+      </w:r>
+      <w:r>
+        <w:t>. Tjädern är en utpräglad skogsfågel knuten till större sammanhängande barrskogsområden. Tupparna och hönorna utnyttjar till viss del olika miljöer, och habitatvalet varierar dessutom mellan olika delar av året. För att det ska finnas livskraftiga tjäderbestånd krävs funktionella skogslandskap med en blandning av uppvuxen, gles och luckig skog, täta sumpskogar, myrar och andra små våtmarker (Skogsstyrelsen, 2019; SLU Artdatabanken 2024).</w:t>
+      </w:r>
+    </w:p>
+    <w:p>
+      <w:r>
+        <w:t>Arten försvinner när skogen fragmenteras och den sammanlagda arealen hyggen och andra öppna områden blir för stor. Ett småskaligt och försiktigt virkesuttag genom hyggesfria metoder kan i vissa fall vara möjligt i området inom 200 m från lekcentrum. Längre ut från lekcentrum, inom 200–500 m bör den avverkade ytan inte överskrida 1 hektar för att undvika alltför stora och snabba förändringar (Skogsstyrelsen, 2019).</w:t>
+      </w:r>
+    </w:p>
+    <w:p>
+      <w:pPr>
+        <w:pStyle w:val="Heading2"/>
+      </w:pPr>
+      <w:r>
+        <w:t>Referenser – tjäder</w:t>
+      </w:r>
+    </w:p>
+    <w:p>
+      <w:r>
+        <w:t xml:space="preserve">Skogsstyrelsen, 2019. </w:t>
+      </w:r>
+      <w:r>
+        <w:rPr>
+          <w:i/>
+        </w:rPr>
+        <w:t>Vägledning för hänsyn till fåglar – tjäder.</w:t>
+      </w:r>
+    </w:p>
+    <w:p>
+      <w:r>
+        <w:t xml:space="preserve">SLU Artdatabanken, 2024. </w:t>
       </w:r>
       <w:r>
         <w:rPr>
@@ -1721,7 +1850,7 @@
     <w:r>
       <w:tab/>
       <w:tab/>
-      <w:t>2026-08-14</w:t>
+      <w:t>2026-08-15</w:t>
       <w:br/>
       <w:br/>
     </w:r>

--- a/tillsyn/A 28384-2026 tillsynsbegäran.docx
+++ b/tillsyn/A 28384-2026 tillsynsbegäran.docx
@@ -1850,7 +1850,7 @@
     <w:r>
       <w:tab/>
       <w:tab/>
-      <w:t>2026-08-15</w:t>
+      <w:t>2026-08-16</w:t>
       <w:br/>
       <w:br/>
     </w:r>

--- a/tillsyn/A 28384-2026 tillsynsbegäran.docx
+++ b/tillsyn/A 28384-2026 tillsynsbegäran.docx
@@ -1850,7 +1850,7 @@
     <w:r>
       <w:tab/>
       <w:tab/>
-      <w:t>2026-08-16</w:t>
+      <w:t>2026-08-17</w:t>
       <w:br/>
       <w:br/>
     </w:r>

--- a/tillsyn/A 28384-2026 tillsynsbegäran.docx
+++ b/tillsyn/A 28384-2026 tillsynsbegäran.docx
@@ -1850,7 +1850,7 @@
     <w:r>
       <w:tab/>
       <w:tab/>
-      <w:t>2026-08-17</w:t>
+      <w:t>2026-08-18</w:t>
       <w:br/>
       <w:br/>
     </w:r>

--- a/tillsyn/A 28384-2026 tillsynsbegäran.docx
+++ b/tillsyn/A 28384-2026 tillsynsbegäran.docx
@@ -1850,7 +1850,7 @@
     <w:r>
       <w:tab/>
       <w:tab/>
-      <w:t>2026-08-18</w:t>
+      <w:t>2026-08-19</w:t>
       <w:br/>
       <w:br/>
     </w:r>

--- a/tillsyn/A 28384-2026 tillsynsbegäran.docx
+++ b/tillsyn/A 28384-2026 tillsynsbegäran.docx
@@ -1850,7 +1850,7 @@
     <w:r>
       <w:tab/>
       <w:tab/>
-      <w:t>2026-08-19</w:t>
+      <w:t>2026-08-20</w:t>
       <w:br/>
       <w:br/>
     </w:r>

--- a/tillsyn/A 28384-2026 tillsynsbegäran.docx
+++ b/tillsyn/A 28384-2026 tillsynsbegäran.docx
@@ -1850,7 +1850,7 @@
     <w:r>
       <w:tab/>
       <w:tab/>
-      <w:t>2026-08-20</w:t>
+      <w:t>2026-08-21</w:t>
       <w:br/>
       <w:br/>
     </w:r>

--- a/tillsyn/A 28384-2026 tillsynsbegäran.docx
+++ b/tillsyn/A 28384-2026 tillsynsbegäran.docx
@@ -1850,7 +1850,7 @@
     <w:r>
       <w:tab/>
       <w:tab/>
-      <w:t>2026-08-21</w:t>
+      <w:t>2026-08-22</w:t>
       <w:br/>
       <w:br/>
     </w:r>

--- a/tillsyn/A 28384-2026 tillsynsbegäran.docx
+++ b/tillsyn/A 28384-2026 tillsynsbegäran.docx
@@ -1850,7 +1850,7 @@
     <w:r>
       <w:tab/>
       <w:tab/>
-      <w:t>2026-08-22</w:t>
+      <w:t>2026-08-23</w:t>
       <w:br/>
       <w:br/>
     </w:r>

--- a/tillsyn/A 28384-2026 tillsynsbegäran.docx
+++ b/tillsyn/A 28384-2026 tillsynsbegäran.docx
@@ -1850,7 +1850,7 @@
     <w:r>
       <w:tab/>
       <w:tab/>
-      <w:t>2026-08-23</w:t>
+      <w:t>2026-08-24</w:t>
       <w:br/>
       <w:br/>
     </w:r>

--- a/tillsyn/A 28384-2026 tillsynsbegäran.docx
+++ b/tillsyn/A 28384-2026 tillsynsbegäran.docx
@@ -1850,7 +1850,7 @@
     <w:r>
       <w:tab/>
       <w:tab/>
-      <w:t>2026-08-24</w:t>
+      <w:t>2026-08-25</w:t>
       <w:br/>
       <w:br/>
     </w:r>

--- a/tillsyn/A 28384-2026 tillsynsbegäran.docx
+++ b/tillsyn/A 28384-2026 tillsynsbegäran.docx
@@ -1850,7 +1850,7 @@
     <w:r>
       <w:tab/>
       <w:tab/>
-      <w:t>2026-08-25</w:t>
+      <w:t>2026-08-26</w:t>
       <w:br/>
       <w:br/>
     </w:r>

--- a/tillsyn/A 28384-2026 tillsynsbegäran.docx
+++ b/tillsyn/A 28384-2026 tillsynsbegäran.docx
@@ -1850,7 +1850,7 @@
     <w:r>
       <w:tab/>
       <w:tab/>
-      <w:t>2026-08-26</w:t>
+      <w:t>2026-08-27</w:t>
       <w:br/>
       <w:br/>
     </w:r>

--- a/tillsyn/A 28384-2026 tillsynsbegäran.docx
+++ b/tillsyn/A 28384-2026 tillsynsbegäran.docx
@@ -1850,7 +1850,7 @@
     <w:r>
       <w:tab/>
       <w:tab/>
-      <w:t>2026-08-27</w:t>
+      <w:t>2026-08-28</w:t>
       <w:br/>
       <w:br/>
     </w:r>

--- a/tillsyn/A 28384-2026 tillsynsbegäran.docx
+++ b/tillsyn/A 28384-2026 tillsynsbegäran.docx
@@ -1850,7 +1850,7 @@
     <w:r>
       <w:tab/>
       <w:tab/>
-      <w:t>2026-08-28</w:t>
+      <w:t>2026-08-29</w:t>
       <w:br/>
       <w:br/>
     </w:r>

--- a/tillsyn/A 28384-2026 tillsynsbegäran.docx
+++ b/tillsyn/A 28384-2026 tillsynsbegäran.docx
@@ -1850,7 +1850,7 @@
     <w:r>
       <w:tab/>
       <w:tab/>
-      <w:t>2026-08-29</w:t>
+      <w:t>2026-08-31</w:t>
       <w:br/>
       <w:br/>
     </w:r>

--- a/tillsyn/A 28384-2026 tillsynsbegäran.docx
+++ b/tillsyn/A 28384-2026 tillsynsbegäran.docx
@@ -1850,7 +1850,7 @@
     <w:r>
       <w:tab/>
       <w:tab/>
-      <w:t>2026-08-31</w:t>
+      <w:t>2026-09-01</w:t>
       <w:br/>
       <w:br/>
     </w:r>

--- a/tillsyn/A 28384-2026 tillsynsbegäran.docx
+++ b/tillsyn/A 28384-2026 tillsynsbegäran.docx
@@ -1850,7 +1850,7 @@
     <w:r>
       <w:tab/>
       <w:tab/>
-      <w:t>2026-09-01</w:t>
+      <w:t>2026-09-02</w:t>
       <w:br/>
       <w:br/>
     </w:r>

--- a/tillsyn/A 28384-2026 tillsynsbegäran.docx
+++ b/tillsyn/A 28384-2026 tillsynsbegäran.docx
@@ -1850,7 +1850,7 @@
     <w:r>
       <w:tab/>
       <w:tab/>
-      <w:t>2026-09-02</w:t>
+      <w:t>2026-09-03</w:t>
       <w:br/>
       <w:br/>
     </w:r>

--- a/tillsyn/A 28384-2026 tillsynsbegäran.docx
+++ b/tillsyn/A 28384-2026 tillsynsbegäran.docx
@@ -1850,7 +1850,7 @@
     <w:r>
       <w:tab/>
       <w:tab/>
-      <w:t>2026-09-03</w:t>
+      <w:t>2026-09-04</w:t>
       <w:br/>
       <w:br/>
     </w:r>

--- a/tillsyn/A 28384-2026 tillsynsbegäran.docx
+++ b/tillsyn/A 28384-2026 tillsynsbegäran.docx
@@ -1850,7 +1850,7 @@
     <w:r>
       <w:tab/>
       <w:tab/>
-      <w:t>2026-09-04</w:t>
+      <w:t>2026-09-05</w:t>
       <w:br/>
       <w:br/>
     </w:r>

--- a/tillsyn/A 28384-2026 tillsynsbegäran.docx
+++ b/tillsyn/A 28384-2026 tillsynsbegäran.docx
@@ -1850,7 +1850,7 @@
     <w:r>
       <w:tab/>
       <w:tab/>
-      <w:t>2026-09-05</w:t>
+      <w:t>2026-09-06</w:t>
       <w:br/>
       <w:br/>
     </w:r>

--- a/tillsyn/A 28384-2026 tillsynsbegäran.docx
+++ b/tillsyn/A 28384-2026 tillsynsbegäran.docx
@@ -1850,7 +1850,7 @@
     <w:r>
       <w:tab/>
       <w:tab/>
-      <w:t>2026-09-06</w:t>
+      <w:t>2026-09-07</w:t>
       <w:br/>
       <w:br/>
     </w:r>

--- a/tillsyn/A 28384-2026 tillsynsbegäran.docx
+++ b/tillsyn/A 28384-2026 tillsynsbegäran.docx
@@ -1850,7 +1850,7 @@
     <w:r>
       <w:tab/>
       <w:tab/>
-      <w:t>2026-09-07</w:t>
+      <w:t>2026-09-08</w:t>
       <w:br/>
       <w:br/>
     </w:r>

--- a/tillsyn/A 28384-2026 tillsynsbegäran.docx
+++ b/tillsyn/A 28384-2026 tillsynsbegäran.docx
@@ -1850,7 +1850,7 @@
     <w:r>
       <w:tab/>
       <w:tab/>
-      <w:t>2026-09-08</w:t>
+      <w:t>2026-09-09</w:t>
       <w:br/>
       <w:br/>
     </w:r>

--- a/tillsyn/A 28384-2026 tillsynsbegäran.docx
+++ b/tillsyn/A 28384-2026 tillsynsbegäran.docx
@@ -1850,7 +1850,7 @@
     <w:r>
       <w:tab/>
       <w:tab/>
-      <w:t>2026-09-09</w:t>
+      <w:t>2026-09-10</w:t>
       <w:br/>
       <w:br/>
     </w:r>

--- a/tillsyn/A 28384-2026 tillsynsbegäran.docx
+++ b/tillsyn/A 28384-2026 tillsynsbegäran.docx
@@ -1850,7 +1850,7 @@
     <w:r>
       <w:tab/>
       <w:tab/>
-      <w:t>2026-09-10</w:t>
+      <w:t>2026-09-11</w:t>
       <w:br/>
       <w:br/>
     </w:r>

--- a/tillsyn/A 28384-2026 tillsynsbegäran.docx
+++ b/tillsyn/A 28384-2026 tillsynsbegäran.docx
@@ -1850,7 +1850,7 @@
     <w:r>
       <w:tab/>
       <w:tab/>
-      <w:t>2026-09-11</w:t>
+      <w:t>2026-09-12</w:t>
       <w:br/>
       <w:br/>
     </w:r>

--- a/tillsyn/A 28384-2026 tillsynsbegäran.docx
+++ b/tillsyn/A 28384-2026 tillsynsbegäran.docx
@@ -1850,7 +1850,7 @@
     <w:r>
       <w:tab/>
       <w:tab/>
-      <w:t>2026-09-12</w:t>
+      <w:t>2026-09-13</w:t>
       <w:br/>
       <w:br/>
     </w:r>
